--- a/01_《三人行》全24集全流程标杆成品库/06_核心场景一景一档/场景15_长林爱荣机械制造厂与金淮汽配厂（厂区大门·重型机械车间·厂长办公室·职工宿舍）.docx
+++ b/01_《三人行》全24集全流程标杆成品库/06_核心场景一景一档/场景15_长林爱荣机械制造厂与金淮汽配厂（厂区大门·重型机械车间·厂长办公室·职工宿舍）.docx
@@ -1143,857 +1143,6 @@
         <w:t>EP15夜晚，赵左右、荀未来、罗爱文在组装车间窗外目睹总工程师林善才拿技术要挟罗仕强厂长的苦衷；赵左右主动走进车间将存有老工人爆料视频的DV光盘交还给罗仕强（“罗爱文是我兄弟”），罗爱文由此立志学真技术当“罗总工”。</w:t>
       </w:r>
     </w:p>
-    <w:p>
-      <w:pPr>
-        <w:spacing w:before="160" w:after="80" w:line="384" w:lineRule="auto"/>
-        <w:jc w:val="left"/>
-      </w:pPr>
-      <w:r>
-        <w:rPr>
-          <w:rFonts w:ascii="Arial" w:hAnsi="Arial" w:eastAsia="黑体"/>
-          <w:b/>
-          <w:color w:val="141414"/>
-          <w:sz w:val="22"/>
-        </w:rPr>
-        <w:t>（附）本场景全剧登场场次、人物走位调度与场内对白逐集纪实（100%对齐定稿文学剧本）</w:t>
-      </w:r>
-    </w:p>
-    <w:p>
-      <w:pPr>
-        <w:spacing w:before="40" w:after="80" w:line="384" w:lineRule="auto"/>
-        <w:ind w:firstLine="400"/>
-        <w:jc w:val="left"/>
-      </w:pPr>
-      <w:r>
-        <w:rPr>
-          <w:rFonts w:ascii="Times New Roman" w:hAnsi="Times New Roman" w:eastAsia="宋体"/>
-          <w:b w:val="0"/>
-          <w:color w:val="141414"/>
-          <w:sz w:val="20"/>
-        </w:rPr>
-        <w:t>◆ EP12《寻未来》：【12-5　外/内　长林金淮汽配厂门口·家常小炒馆与市二院肝胆内科诊室 — 夜/日】：出场角色：荀未来、赵东来、肝胆内科医生；空间调度与动作详情：傍晚下班时分，寒风凛冽的“长林金淮汽车零部件股份有限公司”办公大楼台阶前，围着棕褐色围巾、戴着军绿色手套的荀未来冻得直搓手跺脚，捂着耳朵在雪地里来回踱步，心里暗暗发狠。 办公大楼玻璃门推开，身穿深色防风羽绒服、手提公文包的父亲赵东来走了出来。荀未来眼睛一亮，立刻满脸堆笑地快步迎上前去打招呼。 赵东来愣了一下，认出是儿子的好朋友荀未来，惊喜地迎上来。 荀未来谦逊地低头微笑着说明来意。 赵东来听得心花怒放，开怀大笑着重重拍了拍荀未来的肩膀，竖起大拇指连声夸赞，不由分说地拉起荀未来的胳膊就往街边小炒馆走。；场内关键对白：荀未来：“这还得让爸治你！——冻死了，怎么还不下班啊？” ／ 荀未来：“赵叔叔！好久不见。” ／ 赵东来：“哎？小荀？你怎么在这儿啊？” ／ 荀未来：“过年没有去拜年，这不想着找个时间，想请您吃顿饭。” ／ 赵东来：“太有心了！哎，比我儿子强，到现在没说请他爹吃个饭！哎，今天时间来得及，走走走，叔叔请你吃饭，走走走！骑车了吗？来来来，走走走！”</w:t>
-      </w:r>
-    </w:p>
-    <w:p>
-      <w:pPr>
-        <w:spacing w:before="40" w:after="80" w:line="384" w:lineRule="auto"/>
-        <w:ind w:firstLine="400"/>
-        <w:jc w:val="left"/>
-      </w:pPr>
-      <w:r>
-        <w:rPr>
-          <w:rFonts w:ascii="Times New Roman" w:hAnsi="Times New Roman" w:eastAsia="宋体"/>
-          <w:b w:val="0"/>
-          <w:color w:val="141414"/>
-          <w:sz w:val="20"/>
-        </w:rPr>
-        <w:t>◆ EP15《左或右》：【15-3　外/内　长林八中校门大巴车旁与爱荣机械制造厂车间 — 日】：出场角色：罗爱文、赵左右、荀未来、戴娟、赵左右/荀未来/罗爱文、罗仕强、王一漫、钳工师傅、徐图图（闪回）；空间调度与动作详情：周六上午八点，长林市第八中学校门外停着几辆印有“皇家商务 VIP（吉A·6360U）”字样的大巴车，画面浮现本集片名：第 15 集 左或右。 高一十班和九班的学生们背着行李包在大巴车旁列队集合。站在队列里的罗爱文凑到赵左右身旁，小声检查拍摄设备。 赵左右拍了拍胸口掛着的DV包，自信满满地回答。 罗爱文紧接着又问了一句关键耗材。 赵左右脸色骤变，连忙拉开背包拉链翻找了一通，绝望地一拍脑门！；场内关键对白：罗爱文：“你电充满了没？” ／ 赵左右：“放心吧，两块都充满了。” ／ 罗爱文：“那那个储存光盘拿了吗？” ／ 赵左右：“完了！昨晚拿出来调试，忘塞回去了！” ／ 赵左右：“荀哥，啥也不说，你太靠谱了！”　【15-4　内　工厂宿舍·爱荣机械厂厂长办公室·1990年代雪原卡车（闪回）与生产车间 — 日】：出场角色：罗仕强、赵左右、夏文荣（闪回）、青年罗仕强（闪回）、厂长助理、被困胖工人；空间调度与动作详情：中午的工厂男生宿舍内，四十一岁的荀未来正坐在书桌前操作笔记本电脑上的视频剪辑软件，将王一漫问“请问这个我要怎么锯呢”与师傅训斥的画面恶意拼接在一起，试图剪出大小姐受挫的戏剧冲突。 同一时刻，爱荣机械制造厂挂满锦旗（“捐资助学功德无量 情系教育树人育才”）的厂长办公室内，十六岁的赵左右正举着索尼DV摄像机对准办公桌后的厂长罗仕强。罗仕强手里端着一份印有“爱荣机械 IRON MACHINERY”字样的《月度工作报告》，正襟危坐、字正腔圆地对着镜头背诵官话。 罗仕强一边念一边把印着大号厂名的报告纸直愣愣地怼到DV镜头前展示！十六岁的赵左右连忙放下DV摄像机，礼貌地打断他。 罗仕强尴尬地“呃、嗷”了两声，指着文件封面上“IRON MACHINERY”的英文标志强行解释。 赵左右皱着眉头实话实说；罗仕强若有所思地低下头沉默了片刻。；场内关键对白：罗仕强：“作为一厂之长，我考虑问题的角度更加的宏观。学生需要学技术，拧一颗螺丝钉，造一把锤子；工人要运用他的技术，制造更加复杂的产品。我不仅考虑这些，我还要考虑得很长远。爱荣机械制造厂，成立于1998年……” ／ 赵左右：“不好意思啊叔，我们停一下。之前不说好了不提厂的名字吗？” ／ 罗仕强：“那个……爱荣嘛，它是英语“铁（Iron）”的音译！哎，铁！多贴合主题，多励志啊，是不是？” ／ 赵左右：“是，但……这现在的感觉吧，太广告了，很不纪实啊。” ／ 罗仕强：“那……那咱接着录，我说点纪实的。”　【15-5　内/外　车间过道·厂区废旧库房门外与机修工作间 — 日】：出场角色：荀未来、赵左右、罗爱文、醉酒老工人；空间调度与动作详情：车间过道里，罗爱文正张开双臂像小鸟一样蹦蹦跳跳地喊着“飞呀，飞呀”，看到拍完罗厂长走过来的赵左右和迎上来的荀未来，连忙停下脚步。荀未来双手插兜关切地询问赵左右。 赵左右低头看着DV摄像机，眉头微蹙地说出了心里的违和感。 荀未来拍了拍赵左右的肩膀，自信满满地安慰他。 赵左右收起DV，转头看向还没拍工人视角的罗爱文。 罗爱文兴奋地比了个OK手势，得意地说出父亲的安排。；场内关键对白：荀未来：“怎么样？罗厂长拍得顺利吗？” ／ 赵左右：“拍是拍了不少，但总觉得他们在演戏。” ／ 荀未来：“没关系，王一漫那段我剪得够精彩了，单靠这个视频就可以火了。” ／ 赵左右：“走吧，爱文，我们陪你去拍最后一段。” ／ 罗爱文：“欧了！我爸还给我指派了一个优秀员工呢！”　【15-6　内　爱荣机械厂厂长办公室·会议室与男生宿舍 — 日/夜】：出场角色：罗仕强、罗爱文、赵左右、荀未来；空间调度与动作详情：厂长办公室内，听完儿子复述老工人爆料的罗仕强猛地一拍办公桌，装出一副义愤填膺的模样向罗爱文表态。 单纯的罗爱文抱着DV机站在办公桌前，还是有些疑惑地追问了一句。 罗仕强眼珠一转，笑着绕出办公桌走到儿子面前，一边拍着他的肩膀一边套话打听那个老工人的长相！ 罗爱文想起荀哥刚才的提醒，警惕地后退了半步。 罗仕强立刻赌咒发誓，拉着罗爱文往沙发上坐，满嘴“有则改之无则加勉”的漂亮话。；场内关键对白：罗仕强：“老子早就看这个林总工不顺眼！儿子，你放心，等你们学工活动一结束，我就彻查此事！” ／ 罗爱文：“可是那个叔叔爆料说，是你一直在包庇纵容林总工，你咋会不知道？” ／ 罗仕强：“你个傻儿子，这个厂子是我的，我怎么可能包庇呢，啊？这话谁说的？那个人长什么样？” ／ 罗爱文：“爸，你是不是想开除他呀？” ／ 罗仕强：“不是，我怎么可能开除他呢？我不仅不开除他，我还要评他为最佳员工！当然了，来来来，坐，这个叫有则改之，无则加勉，啊？你老爸我呀最喜欢听这个批评的声音。这不上午工厂还有点小事故吗，我不也让赵左右他们去拍了吗？对吧？”　【15-7　外/内　爱荣机械厂组装车间窗外与车间内部 — 夜】：出场角色：罗仕强、林善才、赵左右、荀未来（内心独白）；空间调度与动作详情：夜幕降临，爱荣机械厂空旷的组装车间内亮着顶灯。总工程师林善才正与厂长罗仕强站在车床旁激烈对峙；跑过来的赵左右、荀未来和罗爱文听到里面的争吵声，连忙弯下腰悄悄趴在车间外走廊的玻璃窗台上往里窥视。 戴着眼镜、神态嚣张的总工程师林善才冷笑一声，逼近罗仕强，当面揭穿他的老底！ 罗仕强气得脸色铁青，指着林善才质问。 林善才非但不感激，反而有恃无恐地拿工厂的新产品核心技术要挟罗仕强！ 罗仕强难以置信地看着昔日一起创业的兄弟；窗外偷听的罗爱文这才明白父亲为何一直隐忍包庇林善才，顿时愣住了。；场内关键对白：罗仕强：“你别得寸进尺！” ／ 林善才：“什么叫得寸进尺啊？罗仕强，当年你就是个开货车的，你懂个毛技术啊？要是没有我，哪儿来的这个厂子啊？啊？怎么着，我现在捞点儿还不行了？我又没犯法！” ／ 罗仕强：“我让你少捞了吗？啊？可你看你现在弄得，老员工都到媒体去曝光了！还不是我给你摁下来的？” ／ 林善才：“那摁下来那是应该的！我要从这儿走了，哎，就你那新产品技术，你全国压根就找不着第二个人懂的！” ／ 罗仕强：“我把你当兄弟，你要挟我？”　【15-8　外　爱荣机械厂室外雪夜石阶与冰封岁月潭 — 夜/傍晚】：出场角色：罗爱文、赵左右；空间调度与动作详情：深夜，工厂厂房外的积雪石阶上，十六岁的罗爱文与赵左右并肩而坐，两人在寒夜里呼出一团团白气。刚刚在窗外听完父亲心声的罗爱文双手插在大衣口袋里，低声向赵左右吐露父亲多年来的伪装。 罗爱文仰头长长地吐出一口白雾，沉默了几秒后，突然转过头目光认真地看向身旁的赵左右，说出了自己经过今天这场风波后的全新人生决定！ 赵左右转过头惊讶地看着他。 罗爱文摇了摇头，脸上浮起一抹前所未有的坚定与成熟。 赵左右一怔：“大专？”罗爱文用力点了点头，说出了想替父亲分担技术命门的真心话。；场内关键对白：罗爱文：“我爸之前经常跟我说，他在外边有很多女人，最后是他把我妈给抛弃了。罗叔叔喜欢把坏事情藏在心里。我之前研究过心理学，说坏情绪要有个出口，否则会闷出病来的。” ／ 罗爱文：“左右，我刚才突然在想，我不想出国了。” ／ 赵左右：“你还在和你爸赌气啊？” ／ 罗爱文：“我想先考个大专，学学技术。” ／ 罗爱文：“嗯。或者毕业之后找个师傅带我进车间练练。我想学技术，不想学管理。哪怕之后再出国，到德国学个机械工程什么的，这样才能真的帮到我爸！”</w:t>
-      </w:r>
-    </w:p>
-    <w:p>
-      <w:pPr>
-        <w:spacing w:before="40" w:after="80" w:line="384" w:lineRule="auto"/>
-        <w:ind w:firstLine="400"/>
-        <w:jc w:val="left"/>
-      </w:pPr>
-      <w:r>
-        <w:rPr>
-          <w:rFonts w:ascii="Times New Roman" w:hAnsi="Times New Roman" w:eastAsia="宋体"/>
-          <w:b w:val="0"/>
-          <w:color w:val="141414"/>
-          <w:sz w:val="20"/>
-        </w:rPr>
-        <w:t>◆ EP16《再见，老同学》：【16-1　内/外　爱荣机械厂男生宿舍·厂门传达室与厂外马路 — 夜】：出场角色：赵左右、罗爱文、保安门卫、荀未来；空间调度与动作详情：夜晚九点五十二分，爱荣机械制造厂的男生高低床宿舍内，十六岁的赵左右与罗爱文站在桌旁，看着墙上的挂钟满脸焦急。 罗爱文赞同地点了点头，低头一看书桌，突然发现荀未来的摩托罗拉翻盖手机还静静躺在桌面上！罗爱文连忙拿起翻盖手机打开按了几个数字（尝试输入密码“0121”，屏幕弹出“密码错误”）。 赵左右当机立断，招呼罗爱文一起往外冲。 飘雪的寒夜里，赵左右和罗爱文一路小跑冲到工厂大门旁的传达室窗口，敲开玻璃窗，举起手里的手机照片向值班保安大叔询问。 保安大叔探头看了一眼，指了指厂门外的马路。；场内关键对白：赵左右：“不对，不对。荀哥偷偷出去买个东西，用不着一个多小时啊。” ／ 罗爱文：“是啊。哎？荀哥电话都没拿，肯定没走远！” ／ 赵左右：“走，爱文，我们去问问门卫，走！” ／ 赵左右：“叔叔，您这一个多小时，有看到这个人出去吗？” ／ 保安门卫：“他刚从这出去，打车走的。说请假回家了。”</w:t>
-      </w:r>
-    </w:p>
-    <w:p>
-      <w:pPr>
-        <w:spacing w:before="240" w:after="100" w:line="384" w:lineRule="auto"/>
-        <w:jc w:val="left"/>
-      </w:pPr>
-      <w:r>
-        <w:rPr>
-          <w:rFonts w:ascii="Arial" w:hAnsi="Arial" w:eastAsia="黑体"/>
-          <w:b/>
-          <w:color w:val="142850"/>
-          <w:sz w:val="26"/>
-        </w:rPr>
-        <w:t>第六章　本场景全剧关联场次完整剧情动作与台词交锋补遗实录</w:t>
-      </w:r>
-    </w:p>
-    <w:p>
-      <w:pPr>
-        <w:spacing w:before="40" w:after="100" w:line="384" w:lineRule="auto"/>
-        <w:ind w:firstLine="420"/>
-        <w:jc w:val="left"/>
-      </w:pPr>
-      <w:r>
-        <w:rPr>
-          <w:rFonts w:ascii="Times New Roman" w:hAnsi="Times New Roman" w:eastAsia="宋体"/>
-          <w:b w:val="0"/>
-          <w:color w:val="141414"/>
-          <w:sz w:val="21"/>
-        </w:rPr>
-        <w:t>以下完整收录该核心空间在《三人行》全24集文学剧本中承载的所有关键戏剧场次、人物走位调度与核心台词交锋（共检索锁定 10 个关联场次）：</w:t>
-      </w:r>
-    </w:p>
-    <w:tbl>
-      <w:tblPr>
-        <w:tblStyle w:val="TableGrid"/>
-        <w:tblW w:type="auto" w:w="0"/>
-        <w:jc w:val="center"/>
-        <w:tblLayout w:type="fixed"/>
-        <w:tblLook w:firstColumn="1" w:firstRow="1" w:lastColumn="0" w:lastRow="0" w:noHBand="0" w:noVBand="1" w:val="04A0"/>
-      </w:tblPr>
-      <w:tblGrid>
-        <w:gridCol w:w="5184"/>
-        <w:gridCol w:w="5184"/>
-      </w:tblGrid>
-      <w:tr>
-        <w:trPr>
-          <w:tblHeader/>
-          <w:cantSplit/>
-        </w:trPr>
-        <w:tc>
-          <w:tcPr>
-            <w:tcW w:type="dxa" w:w="3096"/>
-            <w:vAlign w:val="center"/>
-            <w:tcMar>
-              <w:top w:w="130" w:type="dxa"/>
-              <w:bottom w:w="130" w:type="dxa"/>
-              <w:left w:w="150" w:type="dxa"/>
-              <w:right w:w="150" w:type="dxa"/>
-            </w:tcMar>
-            <w:shd w:fill="1F3864"/>
-          </w:tcPr>
-          <w:p>
-            <w:pPr>
-              <w:spacing w:before="40" w:after="40" w:line="312" w:lineRule="auto"/>
-              <w:jc w:val="center"/>
-            </w:pPr>
-            <w:r/>
-            <w:r>
-              <w:rPr>
-                <w:rFonts w:ascii="Arial" w:hAnsi="Arial" w:eastAsia="黑体"/>
-                <w:b/>
-                <w:color w:val="FFFFFF"/>
-                <w:sz w:val="19"/>
-              </w:rPr>
-              <w:t>集数与场次景头</w:t>
-            </w:r>
-          </w:p>
-        </w:tc>
-        <w:tc>
-          <w:tcPr>
-            <w:tcW w:type="dxa" w:w="7272"/>
-            <w:vAlign w:val="center"/>
-            <w:tcMar>
-              <w:top w:w="130" w:type="dxa"/>
-              <w:bottom w:w="130" w:type="dxa"/>
-              <w:left w:w="150" w:type="dxa"/>
-              <w:right w:w="150" w:type="dxa"/>
-            </w:tcMar>
-            <w:shd w:fill="1F3864"/>
-          </w:tcPr>
-          <w:p>
-            <w:pPr>
-              <w:spacing w:before="40" w:after="40" w:line="312" w:lineRule="auto"/>
-              <w:jc w:val="center"/>
-            </w:pPr>
-            <w:r/>
-            <w:r>
-              <w:rPr>
-                <w:rFonts w:ascii="Arial" w:hAnsi="Arial" w:eastAsia="黑体"/>
-                <w:b/>
-                <w:color w:val="FFFFFF"/>
-                <w:sz w:val="19"/>
-              </w:rPr>
-              <w:t>本场景出场人物、空间动作调度与核心台词交锋实录</w:t>
-            </w:r>
-          </w:p>
-        </w:tc>
-      </w:tr>
-      <w:tr>
-        <w:trPr>
-          <w:cantSplit/>
-        </w:trPr>
-        <w:tc>
-          <w:tcPr>
-            <w:tcW w:type="dxa" w:w="3096"/>
-            <w:vAlign w:val="center"/>
-            <w:tcMar>
-              <w:top w:w="105" w:type="dxa"/>
-              <w:bottom w:w="105" w:type="dxa"/>
-              <w:left w:w="145" w:type="dxa"/>
-              <w:right w:w="145" w:type="dxa"/>
-            </w:tcMar>
-          </w:tcPr>
-          <w:p>
-            <w:pPr>
-              <w:spacing w:before="40" w:after="40" w:line="341" w:lineRule="auto"/>
-              <w:jc w:val="left"/>
-            </w:pPr>
-            <w:r/>
-            <w:r>
-              <w:rPr>
-                <w:rFonts w:ascii="Times New Roman" w:hAnsi="Times New Roman" w:eastAsia="宋体"/>
-                <w:b/>
-                <w:color w:val="191919"/>
-                <w:sz w:val="19"/>
-              </w:rPr>
-              <w:t>EP01</w:t>
-              <w:br/>
-              <w:t>1-8　外/内　2033长林城市街景与新闻演播室（蒙太奇） — 日</w:t>
-            </w:r>
-          </w:p>
-        </w:tc>
-        <w:tc>
-          <w:tcPr>
-            <w:tcW w:type="dxa" w:w="7272"/>
-            <w:vAlign w:val="center"/>
-            <w:tcMar>
-              <w:top w:w="105" w:type="dxa"/>
-              <w:bottom w:w="105" w:type="dxa"/>
-              <w:left w:w="145" w:type="dxa"/>
-              <w:right w:w="145" w:type="dxa"/>
-            </w:tcMar>
-          </w:tcPr>
-          <w:p>
-            <w:pPr>
-              <w:spacing w:before="40" w:after="40" w:line="341" w:lineRule="auto"/>
-              <w:jc w:val="left"/>
-            </w:pPr>
-            <w:r/>
-            <w:r>
-              <w:rPr>
-                <w:rFonts w:ascii="Times New Roman" w:hAnsi="Times New Roman" w:eastAsia="宋体"/>
-                <w:b w:val="0"/>
-                <w:color w:val="191919"/>
-                <w:sz w:val="19"/>
-              </w:rPr>
-              <w:t>【出场人物】成年罗爱文、电视新闻主播、成年赵左右</w:t>
-              <w:br/>
-              <w:t>【空间动作与场面调度】揭示：2032年全球网络大瘫痪后，实体经济与纸媒全面复兴的2033年社会图景。 阳光透过木窗洒在书桌上，一名年轻女子正握着钢笔在信纸上一笔一划地认真书写。 雪地公园里，一对年轻情侣正兴致勃勃地举着复古实体相机互相拍照。 印刷厂车间里，大型纸媒轮转印刷机正开足马力高速运转，一叠叠油墨飘香的实体杂志被源源不断地传送出来。 电视新闻画面中，新闻主播正对着镜头播报行业专题，背景大屏上交替闪过虚拟VR头显被冷落、人们走出家门滑冰赏雪、AI一键绘图软件被手绘素描取代、敷衍的电子表情包变成贴着邮票的手写长信。 结束音乐蒙太奇。 林荫道尽头，成年赵左右与成年罗爱文并肩走过贴满纸质海报的街角，朝前方一节由报废老式有轨电车改造而成的「旧时光咖啡」走去。 切至：</w:t>
-              <w:br/>
-              <w:t>【本场核心台词交锋】成年罗爱文：“以前都说纸媒啥的是夕阳产业了。” ／ 成年罗爱文：“谁曾想啊——去年出了这么个事，一切都反过来了。” ／ 电视新闻主播：“短短几日的全球网络大瘫痪，竟然引发了人们生活方式的变革。“拿在手上”四个字，眼下似乎成为了新的潮流。从虚拟宇宙到出门看看，从一键生成到慢慢学习，从敷衍的表情包到走心的长书信。难道从前那个车马慢的浪漫时代，真的要回来了吗？” ／ 成年赵左右：“反正吧，我在IT行业是干不下去了。” ／ 成年罗爱文：“左右啊，你也不用太灰心。那时尚就是个轮回，都是一阵阵的。”</w:t>
-            </w:r>
-          </w:p>
-        </w:tc>
-      </w:tr>
-      <w:tr>
-        <w:trPr>
-          <w:cantSplit/>
-        </w:trPr>
-        <w:tc>
-          <w:tcPr>
-            <w:tcW w:type="dxa" w:w="3096"/>
-            <w:vAlign w:val="center"/>
-            <w:tcMar>
-              <w:top w:w="105" w:type="dxa"/>
-              <w:bottom w:w="105" w:type="dxa"/>
-              <w:left w:w="145" w:type="dxa"/>
-              <w:right w:w="145" w:type="dxa"/>
-            </w:tcMar>
-            <w:shd w:fill="F7FAFC"/>
-          </w:tcPr>
-          <w:p>
-            <w:pPr>
-              <w:spacing w:before="40" w:after="40" w:line="341" w:lineRule="auto"/>
-              <w:jc w:val="left"/>
-            </w:pPr>
-            <w:r/>
-            <w:r>
-              <w:rPr>
-                <w:rFonts w:ascii="Times New Roman" w:hAnsi="Times New Roman" w:eastAsia="宋体"/>
-                <w:b/>
-                <w:color w:val="191919"/>
-                <w:sz w:val="19"/>
-              </w:rPr>
-              <w:t>EP12</w:t>
-              <w:br/>
-              <w:t>12-5　外/内　长林金淮汽配厂门口·家常小炒馆与市二院肝胆内科诊室 — 夜/日</w:t>
-            </w:r>
-          </w:p>
-        </w:tc>
-        <w:tc>
-          <w:tcPr>
-            <w:tcW w:type="dxa" w:w="7272"/>
-            <w:vAlign w:val="center"/>
-            <w:tcMar>
-              <w:top w:w="105" w:type="dxa"/>
-              <w:bottom w:w="105" w:type="dxa"/>
-              <w:left w:w="145" w:type="dxa"/>
-              <w:right w:w="145" w:type="dxa"/>
-            </w:tcMar>
-            <w:shd w:fill="F7FAFC"/>
-          </w:tcPr>
-          <w:p>
-            <w:pPr>
-              <w:spacing w:before="40" w:after="40" w:line="341" w:lineRule="auto"/>
-              <w:jc w:val="left"/>
-            </w:pPr>
-            <w:r/>
-            <w:r>
-              <w:rPr>
-                <w:rFonts w:ascii="Times New Roman" w:hAnsi="Times New Roman" w:eastAsia="宋体"/>
-                <w:b w:val="0"/>
-                <w:color w:val="191919"/>
-                <w:sz w:val="19"/>
-              </w:rPr>
-              <w:t>【出场人物】荀未来、赵东来、肝胆内科医生</w:t>
-              <w:br/>
-              <w:t>【空间动作与场面调度】傍晚下班时分，寒风凛冽的“长林金淮汽车零部件股份有限公司”办公大楼台阶前，围着棕褐色围巾、戴着军绿色手套的荀未来冻得直搓手跺脚，捂着耳朵在雪地里来回踱步，心里暗暗发狠。 办公大楼玻璃门推开，身穿深色防风羽绒服、手提公文包的父亲赵东来走了出来。荀未来眼睛一亮，立刻满脸堆笑地快步迎上前去打招呼。 赵东来愣了一下，认出是儿子的好朋友荀未来，惊喜地迎上来。 荀未来谦逊地低头微笑着说明来意。 赵东来听得心花怒放，开怀大笑着重重拍了拍荀未来的肩膀，竖起大拇指连声夸赞，不由分说地拉起荀未来的胳膊就往街边小炒馆走。 热气腾腾的家常小炒餐馆内，墙上贴着“雪里红炖豆腐20元、香酥辣子蟹28元、溜三样34元”的红纸菜牌。荀未来极有眼色地替赵东来拆开消毒碗筷的塑封膜，赵东来脱下手套和外套，热情地招呼他点菜。 荀未来摆好茶杯，试探着提议陪父亲喝两杯。 赵东来揉了揉隐隐发胀的太阳穴，面露疲态地摆手婉拒，反倒大度地允许“满二十岁”的荀未来自己喝。 荀未来顺水推舟地收起塑料包装膜，乖巧地摇了摇头。 赵东来满意地点了点头……</w:t>
-              <w:br/>
-              <w:t>【本场核心台词交锋】荀未来：“这还得让爸治你！——冻死了，怎么还不下班啊？” ／ 荀未来：“赵叔叔！好久不见。” ／ 赵东来：“哎？小荀？你怎么在这儿啊？” ／ 荀未来：“过年没有去拜年，这不想着找个时间，想请您吃顿饭。” ／ 赵东来：“太有心了！哎，比我儿子强，到现在没说请他爹吃个饭！哎，今天时间来得及，走走走，叔叔请你吃饭，走走走！骑车了吗？来来来，走走走！”</w:t>
-            </w:r>
-          </w:p>
-        </w:tc>
-      </w:tr>
-      <w:tr>
-        <w:trPr>
-          <w:cantSplit/>
-        </w:trPr>
-        <w:tc>
-          <w:tcPr>
-            <w:tcW w:type="dxa" w:w="3096"/>
-            <w:vAlign w:val="center"/>
-            <w:tcMar>
-              <w:top w:w="105" w:type="dxa"/>
-              <w:bottom w:w="105" w:type="dxa"/>
-              <w:left w:w="145" w:type="dxa"/>
-              <w:right w:w="145" w:type="dxa"/>
-            </w:tcMar>
-          </w:tcPr>
-          <w:p>
-            <w:pPr>
-              <w:spacing w:before="40" w:after="40" w:line="341" w:lineRule="auto"/>
-              <w:jc w:val="left"/>
-            </w:pPr>
-            <w:r/>
-            <w:r>
-              <w:rPr>
-                <w:rFonts w:ascii="Times New Roman" w:hAnsi="Times New Roman" w:eastAsia="宋体"/>
-                <w:b/>
-                <w:color w:val="191919"/>
-                <w:sz w:val="19"/>
-              </w:rPr>
-              <w:t>EP14</w:t>
-              <w:br/>
-              <w:t>14-9　内　天门饭店包厢门外走廊与街边烧烤店 — 夜</w:t>
-            </w:r>
-          </w:p>
-        </w:tc>
-        <w:tc>
-          <w:tcPr>
-            <w:tcW w:type="dxa" w:w="7272"/>
-            <w:vAlign w:val="center"/>
-            <w:tcMar>
-              <w:top w:w="105" w:type="dxa"/>
-              <w:bottom w:w="105" w:type="dxa"/>
-              <w:left w:w="145" w:type="dxa"/>
-              <w:right w:w="145" w:type="dxa"/>
-            </w:tcMar>
-          </w:tcPr>
-          <w:p>
-            <w:pPr>
-              <w:spacing w:before="40" w:after="40" w:line="341" w:lineRule="auto"/>
-              <w:jc w:val="left"/>
-            </w:pPr>
-            <w:r/>
-            <w:r>
-              <w:rPr>
-                <w:rFonts w:ascii="Times New Roman" w:hAnsi="Times New Roman" w:eastAsia="宋体"/>
-                <w:b w:val="0"/>
-                <w:color w:val="191919"/>
-                <w:sz w:val="19"/>
-              </w:rPr>
-              <w:t>【出场人物】罗厂长、赵左右、西装下属、荀未来、烧烤店服务员</w:t>
-              <w:br/>
-              <w:t>【空间动作与场面调度】半个小时后，天门饭店二楼VIP包厢门打开，罗厂长亲热地搂着穿好羽绒服的赵左右走出包厢门外。 赵左右拍了拍肚子，礼貌地鞠躬向罗厂长和两位叔叔挥手告别，转身欢快地跑下楼梯。 站在包厢门口的罗厂长笑着挥手目送少年远去，待赵左右的身影消失在楼梯口，这位老谋深算的厂长立刻收起了脸上的豪爽笑容，侧过身对两名下属露出一切尽在掌握的戏谑神情。 西装下属心领神会地凑上前竖起大拇指奉承。 罗厂长得意地一点头，转身往包厢里走，走了两步又忽然停下脚步扶住门框，从口袋里掏出一张折叠的采访发言稿展开指给下属看。 两名下属凑上前一看，立刻拍手叫好、连声附和，三人开怀大笑地走回包厢。 深夜，长林市街边一家挂着暖黄色串灯与“把幸福一饮而尽”标语的烧烤店卡座内，十六岁的赵左右与四十一岁的荀未来面对面坐着，两人开心地举起玻璃汽水瓶碰杯庆祝！ 荀未来仰头喝了一大口汽水，拿起一串烤肉笑着鼓励他。 赵左右放下汽水瓶，脸上的笑容渐渐敛去，目光认真地凝视着对面的荀未来，问出了那个盘旋心头已久的问题。 荀未来拿着肉串的手微微一顿，迎着少……</w:t>
-              <w:br/>
-              <w:t>【本场核心台词交锋】罗厂长：“哎呀左右啊，吃饱了吗？” ／ 赵左右：“吃饱了吃饱了！那叔叔我先走了，你们喝得开心！” ／ 罗厂长：“哎呀，少年就是少年啊，一点就着。” ／ 西装下属：“这下啊，他铁定打起十二分精神给咱拍！” ／ 罗厂长：“还得注明是全纪实拍摄！——对了对了对了，这稿子有句词，能不能改改？就这句啊，“这工人说在林总工程师的指挥下”，能不能改成“在罗厂长的亲自指挥下”？”</w:t>
-            </w:r>
-          </w:p>
-        </w:tc>
-      </w:tr>
-      <w:tr>
-        <w:trPr>
-          <w:cantSplit/>
-        </w:trPr>
-        <w:tc>
-          <w:tcPr>
-            <w:tcW w:type="dxa" w:w="3096"/>
-            <w:vAlign w:val="center"/>
-            <w:tcMar>
-              <w:top w:w="105" w:type="dxa"/>
-              <w:bottom w:w="105" w:type="dxa"/>
-              <w:left w:w="145" w:type="dxa"/>
-              <w:right w:w="145" w:type="dxa"/>
-            </w:tcMar>
-            <w:shd w:fill="F7FAFC"/>
-          </w:tcPr>
-          <w:p>
-            <w:pPr>
-              <w:spacing w:before="40" w:after="40" w:line="341" w:lineRule="auto"/>
-              <w:jc w:val="left"/>
-            </w:pPr>
-            <w:r/>
-            <w:r>
-              <w:rPr>
-                <w:rFonts w:ascii="Times New Roman" w:hAnsi="Times New Roman" w:eastAsia="宋体"/>
-                <w:b/>
-                <w:color w:val="191919"/>
-                <w:sz w:val="19"/>
-              </w:rPr>
-              <w:t>EP15</w:t>
-              <w:br/>
-              <w:t>15-3　外/内　长林八中校门大巴车旁与爱荣机械制造厂车间 — 日</w:t>
-            </w:r>
-          </w:p>
-        </w:tc>
-        <w:tc>
-          <w:tcPr>
-            <w:tcW w:type="dxa" w:w="7272"/>
-            <w:vAlign w:val="center"/>
-            <w:tcMar>
-              <w:top w:w="105" w:type="dxa"/>
-              <w:bottom w:w="105" w:type="dxa"/>
-              <w:left w:w="145" w:type="dxa"/>
-              <w:right w:w="145" w:type="dxa"/>
-            </w:tcMar>
-            <w:shd w:fill="F7FAFC"/>
-          </w:tcPr>
-          <w:p>
-            <w:pPr>
-              <w:spacing w:before="40" w:after="40" w:line="341" w:lineRule="auto"/>
-              <w:jc w:val="left"/>
-            </w:pPr>
-            <w:r/>
-            <w:r>
-              <w:rPr>
-                <w:rFonts w:ascii="Times New Roman" w:hAnsi="Times New Roman" w:eastAsia="宋体"/>
-                <w:b w:val="0"/>
-                <w:color w:val="191919"/>
-                <w:sz w:val="19"/>
-              </w:rPr>
-              <w:t>【出场人物】罗爱文、赵左右、荀未来、戴娟、赵左右/荀未来/罗爱文、罗仕强、王一漫、钳工师傅</w:t>
-              <w:br/>
-              <w:t>【空间动作与场面调度】周六上午八点，长林市第八中学校门外停着几辆印有“皇家商务 VIP（吉A·6360U）”字样的大巴车，画面浮现本集片名：第 15 集 左或右。 高一十班和九班的学生们背着行李包在大巴车旁列队集合。站在队列里的罗爱文凑到赵左右身旁，小声检查拍摄设备。 赵左右拍了拍胸口掛着的DV包，自信满满地回答。 罗爱文紧接着又问了一句关键耗材。 赵左右脸色骤变，连忙拉开背包拉链翻找了一通，绝望地一拍脑门！ 罗爱文懊恼地叹了口气：“哎呀……”就在这时，站在旁边的四十一岁荀未来微微一笑，不慌不忙地从外套口袋里掏出一张崭新的迷你DVD储存光盘，递到了赵左右面前！赵左右如获至宝地接过光盘，激动地直拍荀未来的肩膀。 罗爱文也竖起大拇指佩服道：“还得是你啊！”荀未来得意地扬了扬下巴。 站在大巴车门旁的教导主任戴娟看到他们三个凑在一起嘀咕，立刻招手把三人叫出队列训话。 赵左右、荀未来、罗爱文三人立正站好，异口同声地大声回答，随后跟随队伍登上大巴车。 大巴车缓缓驶入悬挂着“长林市爱荣机械制造有限公司（以质量求生存 以效益……</w:t>
-              <w:br/>
-              <w:t>【本场核心台词交锋】罗爱文：“你电充满了没？” ／ 赵左右：“放心吧，两块都充满了。” ／ 罗爱文：“那那个储存光盘拿了吗？” ／ 赵左右：“完了！昨晚拿出来调试，忘塞回去了！” ／ 赵左右：“荀哥，啥也不说，你太靠谱了！”</w:t>
-            </w:r>
-          </w:p>
-        </w:tc>
-      </w:tr>
-      <w:tr>
-        <w:trPr>
-          <w:cantSplit/>
-        </w:trPr>
-        <w:tc>
-          <w:tcPr>
-            <w:tcW w:type="dxa" w:w="3096"/>
-            <w:vAlign w:val="center"/>
-            <w:tcMar>
-              <w:top w:w="105" w:type="dxa"/>
-              <w:bottom w:w="105" w:type="dxa"/>
-              <w:left w:w="145" w:type="dxa"/>
-              <w:right w:w="145" w:type="dxa"/>
-            </w:tcMar>
-          </w:tcPr>
-          <w:p>
-            <w:pPr>
-              <w:spacing w:before="40" w:after="40" w:line="341" w:lineRule="auto"/>
-              <w:jc w:val="left"/>
-            </w:pPr>
-            <w:r/>
-            <w:r>
-              <w:rPr>
-                <w:rFonts w:ascii="Times New Roman" w:hAnsi="Times New Roman" w:eastAsia="宋体"/>
-                <w:b/>
-                <w:color w:val="191919"/>
-                <w:sz w:val="19"/>
-              </w:rPr>
-              <w:t>EP15</w:t>
-              <w:br/>
-              <w:t>15-4　内　工厂宿舍·爱荣机械厂厂长办公室·1990年代雪原卡车（闪回）与生产车间 — 日</w:t>
-            </w:r>
-          </w:p>
-        </w:tc>
-        <w:tc>
-          <w:tcPr>
-            <w:tcW w:type="dxa" w:w="7272"/>
-            <w:vAlign w:val="center"/>
-            <w:tcMar>
-              <w:top w:w="105" w:type="dxa"/>
-              <w:bottom w:w="105" w:type="dxa"/>
-              <w:left w:w="145" w:type="dxa"/>
-              <w:right w:w="145" w:type="dxa"/>
-            </w:tcMar>
-          </w:tcPr>
-          <w:p>
-            <w:pPr>
-              <w:spacing w:before="40" w:after="40" w:line="341" w:lineRule="auto"/>
-              <w:jc w:val="left"/>
-            </w:pPr>
-            <w:r/>
-            <w:r>
-              <w:rPr>
-                <w:rFonts w:ascii="Times New Roman" w:hAnsi="Times New Roman" w:eastAsia="宋体"/>
-                <w:b w:val="0"/>
-                <w:color w:val="191919"/>
-                <w:sz w:val="19"/>
-              </w:rPr>
-              <w:t>【出场人物】罗仕强、赵左右、夏文荣、青年罗仕强、厂长助理、被困胖工人</w:t>
-              <w:br/>
-              <w:t>【空间动作与场面调度】中午的工厂男生宿舍内，四十一岁的荀未来正坐在书桌前操作笔记本电脑上的视频剪辑软件，将王一漫问“请问这个我要怎么锯呢”与师傅训斥的画面恶意拼接在一起，试图剪出大小姐受挫的戏剧冲突。 同一时刻，爱荣机械制造厂挂满锦旗（“捐资助学功德无量 情系教育树人育才”）的厂长办公室内，十六岁的赵左右正举着索尼DV摄像机对准办公桌后的厂长罗仕强。罗仕强手里端着一份印有“爱荣机械 IRON MACHINERY”字样的《月度工作报告》，正襟危坐、字正腔圆地对着镜头背诵官话。 罗仕强一边念一边把印着大号厂名的报告纸直愣愣地怼到DV镜头前展示！十六岁的赵左右连忙放下DV摄像机，礼貌地打断他。 罗仕强尴尬地“呃、嗷”了两声，指着文件封面上“IRON MACHINERY”的英文标志强行解释。 赵左右皱着眉头实话实说；罗仕强若有所思地低下头沉默了片刻。 罗仕强抬起头，收起了刚才打官腔的架子，示意赵左右重新开机。 赵左右说了声“行”，重新举起DV对准他。面对镜头，罗仕强的眼神渐渐变得深沉而遥远，缓缓说出了“爱荣”厂名背后……</w:t>
-              <w:br/>
-              <w:t>【本场核心台词交锋】罗仕强：“作为一厂之长，我考虑问题的角度更加的宏观。学生需要学技术，拧一颗螺丝钉，造一把锤子；工人要运用他的技术，制造更加复杂的产品。我不仅考虑这些，我还要考虑得很长远。爱荣机械制造厂，成立于1998年……” ／ 赵左右：“不好意思啊叔，我们停一下。之前不说好了不提厂的名字吗？” ／ 罗仕强：“那个……爱荣嘛，它是英语“铁（Iron）”的音译！哎，铁！多贴合主题，多励志啊，是不是？” ／ 赵左右：“是，但……这现在的感觉吧，太广告了，很不纪实啊。” ／ 罗仕强：“那……那咱接着录，我说点纪实的。”</w:t>
-            </w:r>
-          </w:p>
-        </w:tc>
-      </w:tr>
-      <w:tr>
-        <w:trPr>
-          <w:cantSplit/>
-        </w:trPr>
-        <w:tc>
-          <w:tcPr>
-            <w:tcW w:type="dxa" w:w="3096"/>
-            <w:vAlign w:val="center"/>
-            <w:tcMar>
-              <w:top w:w="105" w:type="dxa"/>
-              <w:bottom w:w="105" w:type="dxa"/>
-              <w:left w:w="145" w:type="dxa"/>
-              <w:right w:w="145" w:type="dxa"/>
-            </w:tcMar>
-            <w:shd w:fill="F7FAFC"/>
-          </w:tcPr>
-          <w:p>
-            <w:pPr>
-              <w:spacing w:before="40" w:after="40" w:line="341" w:lineRule="auto"/>
-              <w:jc w:val="left"/>
-            </w:pPr>
-            <w:r/>
-            <w:r>
-              <w:rPr>
-                <w:rFonts w:ascii="Times New Roman" w:hAnsi="Times New Roman" w:eastAsia="宋体"/>
-                <w:b/>
-                <w:color w:val="191919"/>
-                <w:sz w:val="19"/>
-              </w:rPr>
-              <w:t>EP15</w:t>
-              <w:br/>
-              <w:t>15-5　内/外　车间过道·厂区废旧库房门外与机修工作间 — 日</w:t>
-            </w:r>
-          </w:p>
-        </w:tc>
-        <w:tc>
-          <w:tcPr>
-            <w:tcW w:type="dxa" w:w="7272"/>
-            <w:vAlign w:val="center"/>
-            <w:tcMar>
-              <w:top w:w="105" w:type="dxa"/>
-              <w:bottom w:w="105" w:type="dxa"/>
-              <w:left w:w="145" w:type="dxa"/>
-              <w:right w:w="145" w:type="dxa"/>
-            </w:tcMar>
-            <w:shd w:fill="F7FAFC"/>
-          </w:tcPr>
-          <w:p>
-            <w:pPr>
-              <w:spacing w:before="40" w:after="40" w:line="341" w:lineRule="auto"/>
-              <w:jc w:val="left"/>
-            </w:pPr>
-            <w:r/>
-            <w:r>
-              <w:rPr>
-                <w:rFonts w:ascii="Times New Roman" w:hAnsi="Times New Roman" w:eastAsia="宋体"/>
-                <w:b w:val="0"/>
-                <w:color w:val="191919"/>
-                <w:sz w:val="19"/>
-              </w:rPr>
-              <w:t>【出场人物】荀未来、赵左右、罗爱文、醉酒老工人</w:t>
-              <w:br/>
-              <w:t>【空间动作与场面调度】车间过道里，罗爱文正张开双臂像小鸟一样蹦蹦跳跳地喊着“飞呀，飞呀”，看到拍完罗厂长走过来的赵左右和迎上来的荀未来，连忙停下脚步。荀未来双手插兜关切地询问赵左右。 赵左右低头看着DV摄像机，眉头微蹙地说出了心里的违和感。 荀未来拍了拍赵左右的肩膀，自信满满地安慰他。 赵左右收起DV，转头看向还没拍工人视角的罗爱文。 罗爱文兴奋地比了个OK手势，得意地说出父亲的安排。 已经领教过罗厂长“安排”的赵左右立刻摇了摇头，坚持纪实原则。 三人走出温暖的车间，来到厂区背阴处一排冷清的废旧集装箱与库房外。寒风呼啸，罗爱文冻得直搓手哈气：“好冷啊，这没人啊。”突然，荀未来停下脚步，指向前方库房门口一个正背靠着砖墙、大白天独饮“燕京啤酒”的五十多岁老工人。 赵左右眼睛一亮，把DV摄像机递给罗爱文并打开录制开关（●REC SP）。 罗爱文举着DV走到满身酒气的老工人面前，礼貌地叫了一声“叔叔”。老工人眯着醉眼转过身打量着他们手里的摄像机。 罗爱文点了点头，诚恳地说明来意。 不料老工人闻言惨然一笑，情绪突然激动……</w:t>
-              <w:br/>
-              <w:t>【本场核心台词交锋】荀未来：“怎么样？罗厂长拍得顺利吗？” ／ 赵左右：“拍是拍了不少，但总觉得他们在演戏。” ／ 荀未来：“没关系，王一漫那段我剪得够精彩了，单靠这个视频就可以火了。” ／ 赵左右：“走吧，爱文，我们陪你去拍最后一段。” ／ 罗爱文：“欧了！我爸还给我指派了一个优秀员工呢！”</w:t>
-            </w:r>
-          </w:p>
-        </w:tc>
-      </w:tr>
-      <w:tr>
-        <w:trPr>
-          <w:cantSplit/>
-        </w:trPr>
-        <w:tc>
-          <w:tcPr>
-            <w:tcW w:type="dxa" w:w="3096"/>
-            <w:vAlign w:val="center"/>
-            <w:tcMar>
-              <w:top w:w="105" w:type="dxa"/>
-              <w:bottom w:w="105" w:type="dxa"/>
-              <w:left w:w="145" w:type="dxa"/>
-              <w:right w:w="145" w:type="dxa"/>
-            </w:tcMar>
-          </w:tcPr>
-          <w:p>
-            <w:pPr>
-              <w:spacing w:before="40" w:after="40" w:line="341" w:lineRule="auto"/>
-              <w:jc w:val="left"/>
-            </w:pPr>
-            <w:r/>
-            <w:r>
-              <w:rPr>
-                <w:rFonts w:ascii="Times New Roman" w:hAnsi="Times New Roman" w:eastAsia="宋体"/>
-                <w:b/>
-                <w:color w:val="191919"/>
-                <w:sz w:val="19"/>
-              </w:rPr>
-              <w:t>EP15</w:t>
-              <w:br/>
-              <w:t>15-6　内　爱荣机械厂厂长办公室·会议室与男生宿舍 — 日/夜</w:t>
-            </w:r>
-          </w:p>
-        </w:tc>
-        <w:tc>
-          <w:tcPr>
-            <w:tcW w:type="dxa" w:w="7272"/>
-            <w:vAlign w:val="center"/>
-            <w:tcMar>
-              <w:top w:w="105" w:type="dxa"/>
-              <w:bottom w:w="105" w:type="dxa"/>
-              <w:left w:w="145" w:type="dxa"/>
-              <w:right w:w="145" w:type="dxa"/>
-            </w:tcMar>
-          </w:tcPr>
-          <w:p>
-            <w:pPr>
-              <w:spacing w:before="40" w:after="40" w:line="341" w:lineRule="auto"/>
-              <w:jc w:val="left"/>
-            </w:pPr>
-            <w:r/>
-            <w:r>
-              <w:rPr>
-                <w:rFonts w:ascii="Times New Roman" w:hAnsi="Times New Roman" w:eastAsia="宋体"/>
-                <w:b w:val="0"/>
-                <w:color w:val="191919"/>
-                <w:sz w:val="19"/>
-              </w:rPr>
-              <w:t>【出场人物】罗仕强、罗爱文、赵左右、荀未来</w:t>
-              <w:br/>
-              <w:t>【空间动作与场面调度】厂长办公室内，听完儿子复述老工人爆料的罗仕强猛地一拍办公桌，装出一副义愤填膺的模样向罗爱文表态。 单纯的罗爱文抱着DV机站在办公桌前，还是有些疑惑地追问了一句。 罗仕强眼珠一转，笑着绕出办公桌走到儿子面前，一边拍着他的肩膀一边套话打听那个老工人的长相！ 罗爱文想起荀哥刚才的提醒，警惕地后退了半步。 罗仕强立刻赌咒发誓，拉着罗爱文往沙发上坐，满嘴“有则改之无则加勉”的漂亮话。 罗爱文听信了父亲的话，天真地顺着话头试探了一句。 “发到网上”四个字一出，罗仕强脸上的笑容瞬间僵住！ 罗爱文为了保护两个好兄弟，主动把责任全揽到了自己身上。 罗仕强眼神一沉，立刻伸手向罗爱文索要他怀里的DV摄像机。 罗爱文把DV机死死护在身后，察觉到了父亲的真实意图。 罗仕强耐着性子往前逼近一步，找了个“技术泄密”的借口去抓DV。 罗爱文倔强地昂起头。 罗仕强终于撕下了温和的伪装，猛地一拍大腿站起身，厉声咆哮！ 梦想破灭的罗爱文眼眶通红地跟着站起身，对着父亲绝望地大吼！ 罗仕强恼羞成怒地指着儿子大骂，弯腰从茶几底下抄……</w:t>
-              <w:br/>
-              <w:t>【本场核心台词交锋】罗仕强：“老子早就看这个林总工不顺眼！儿子，你放心，等你们学工活动一结束，我就彻查此事！” ／ 罗爱文：“可是那个叔叔爆料说，是你一直在包庇纵容林总工，你咋会不知道？” ／ 罗仕强：“你个傻儿子，这个厂子是我的，我怎么可能包庇呢，啊？这话谁说的？那个人长什么样？” ／ 罗爱文：“爸，你是不是想开除他呀？” ／ 罗仕强：“不是，我怎么可能开除他呢？我不仅不开除他，我还要评他为最佳员工！当然了，来来来，坐，这个叫有则改之，无则加勉，啊？你老爸我呀最喜欢听这个批评的声音。这不上午工厂还有点小事故吗，我不也让赵左右他们去拍了吗？对吧？”</w:t>
-            </w:r>
-          </w:p>
-        </w:tc>
-      </w:tr>
-      <w:tr>
-        <w:trPr>
-          <w:cantSplit/>
-        </w:trPr>
-        <w:tc>
-          <w:tcPr>
-            <w:tcW w:type="dxa" w:w="3096"/>
-            <w:vAlign w:val="center"/>
-            <w:tcMar>
-              <w:top w:w="105" w:type="dxa"/>
-              <w:bottom w:w="105" w:type="dxa"/>
-              <w:left w:w="145" w:type="dxa"/>
-              <w:right w:w="145" w:type="dxa"/>
-            </w:tcMar>
-            <w:shd w:fill="F7FAFC"/>
-          </w:tcPr>
-          <w:p>
-            <w:pPr>
-              <w:spacing w:before="40" w:after="40" w:line="341" w:lineRule="auto"/>
-              <w:jc w:val="left"/>
-            </w:pPr>
-            <w:r/>
-            <w:r>
-              <w:rPr>
-                <w:rFonts w:ascii="Times New Roman" w:hAnsi="Times New Roman" w:eastAsia="宋体"/>
-                <w:b/>
-                <w:color w:val="191919"/>
-                <w:sz w:val="19"/>
-              </w:rPr>
-              <w:t>EP15</w:t>
-              <w:br/>
-              <w:t>15-7　外/内　爱荣机械厂组装车间窗外与车间内部 — 夜</w:t>
-            </w:r>
-          </w:p>
-        </w:tc>
-        <w:tc>
-          <w:tcPr>
-            <w:tcW w:type="dxa" w:w="7272"/>
-            <w:vAlign w:val="center"/>
-            <w:tcMar>
-              <w:top w:w="105" w:type="dxa"/>
-              <w:bottom w:w="105" w:type="dxa"/>
-              <w:left w:w="145" w:type="dxa"/>
-              <w:right w:w="145" w:type="dxa"/>
-            </w:tcMar>
-            <w:shd w:fill="F7FAFC"/>
-          </w:tcPr>
-          <w:p>
-            <w:pPr>
-              <w:spacing w:before="40" w:after="40" w:line="341" w:lineRule="auto"/>
-              <w:jc w:val="left"/>
-            </w:pPr>
-            <w:r/>
-            <w:r>
-              <w:rPr>
-                <w:rFonts w:ascii="Times New Roman" w:hAnsi="Times New Roman" w:eastAsia="宋体"/>
-                <w:b w:val="0"/>
-                <w:color w:val="191919"/>
-                <w:sz w:val="19"/>
-              </w:rPr>
-              <w:t>【出场人物】罗仕强、林善才、赵左右、荀未来</w:t>
-              <w:br/>
-              <w:t>【空间动作与场面调度】夜幕降临，爱荣机械厂空旷的组装车间内亮着顶灯。总工程师林善才正与厂长罗仕强站在车床旁激烈对峙；跑过来的赵左右、荀未来和罗爱文听到里面的争吵声，连忙弯下腰悄悄趴在车间外走廊的玻璃窗台上往里窥视。 戴着眼镜、神态嚣张的总工程师林善才冷笑一声，逼近罗仕强，当面揭穿他的老底！ 罗仕强气得脸色铁青，指着林善才质问。 林善才非但不感激，反而有恃无恐地拿工厂的新产品核心技术要挟罗仕强！ 罗仕强难以置信地看着昔日一起创业的兄弟；窗外偷听的罗爱文这才明白父亲为何一直隐忍包庇林善才，顿时愣住了。 林善才拍了拍手，满脸轻蔑地放话挑衅。 罗仕强咬牙切齿地抬手警告：“我告诉你啊林善才，你别以为我不敢！”林善才嚣张地凑到他鼻尖前放狠话，随后转身摔门扬长而去！ 空荡荡的车间里，被昔日兄弟捏住命门的罗仕强气得狠狠一脚踹在机床踏板上，背对着大门痛苦地扶额喘息。窗外的赵左右对荀未来和罗爱文小声说了句“我去”，随即推门走进了车间。 罗仕强听到声音迅速收敛起狼狈，转过身看到赵左右手里的DV机，以为他是来谈判的，疲惫地伸出手。 ……</w:t>
-              <w:br/>
-              <w:t>【本场核心台词交锋】罗仕强：“你别得寸进尺！” ／ 林善才：“什么叫得寸进尺啊？罗仕强，当年你就是个开货车的，你懂个毛技术啊？要是没有我，哪儿来的这个厂子啊？啊？怎么着，我现在捞点儿还不行了？我又没犯法！” ／ 罗仕强：“我让你少捞了吗？啊？可你看你现在弄得，老员工都到媒体去曝光了！还不是我给你摁下来的？” ／ 林善才：“那摁下来那是应该的！我要从这儿走了，哎，就你那新产品技术，你全国压根就找不着第二个人懂的！” ／ 罗仕强：“我把你当兄弟，你要挟我？”</w:t>
-            </w:r>
-          </w:p>
-        </w:tc>
-      </w:tr>
-      <w:tr>
-        <w:trPr>
-          <w:cantSplit/>
-        </w:trPr>
-        <w:tc>
-          <w:tcPr>
-            <w:tcW w:type="dxa" w:w="3096"/>
-            <w:vAlign w:val="center"/>
-            <w:tcMar>
-              <w:top w:w="105" w:type="dxa"/>
-              <w:bottom w:w="105" w:type="dxa"/>
-              <w:left w:w="145" w:type="dxa"/>
-              <w:right w:w="145" w:type="dxa"/>
-            </w:tcMar>
-          </w:tcPr>
-          <w:p>
-            <w:pPr>
-              <w:spacing w:before="40" w:after="40" w:line="341" w:lineRule="auto"/>
-              <w:jc w:val="left"/>
-            </w:pPr>
-            <w:r/>
-            <w:r>
-              <w:rPr>
-                <w:rFonts w:ascii="Times New Roman" w:hAnsi="Times New Roman" w:eastAsia="宋体"/>
-                <w:b/>
-                <w:color w:val="191919"/>
-                <w:sz w:val="19"/>
-              </w:rPr>
-              <w:t>EP15</w:t>
-              <w:br/>
-              <w:t>15-8　外　爱荣机械厂室外雪夜石阶与冰封岁月潭 — 夜/傍晚</w:t>
-            </w:r>
-          </w:p>
-        </w:tc>
-        <w:tc>
-          <w:tcPr>
-            <w:tcW w:type="dxa" w:w="7272"/>
-            <w:vAlign w:val="center"/>
-            <w:tcMar>
-              <w:top w:w="105" w:type="dxa"/>
-              <w:bottom w:w="105" w:type="dxa"/>
-              <w:left w:w="145" w:type="dxa"/>
-              <w:right w:w="145" w:type="dxa"/>
-            </w:tcMar>
-          </w:tcPr>
-          <w:p>
-            <w:pPr>
-              <w:spacing w:before="40" w:after="40" w:line="341" w:lineRule="auto"/>
-              <w:jc w:val="left"/>
-            </w:pPr>
-            <w:r/>
-            <w:r>
-              <w:rPr>
-                <w:rFonts w:ascii="Times New Roman" w:hAnsi="Times New Roman" w:eastAsia="宋体"/>
-                <w:b w:val="0"/>
-                <w:color w:val="191919"/>
-                <w:sz w:val="19"/>
-              </w:rPr>
-              <w:t>【出场人物】罗爱文、赵左右</w:t>
-              <w:br/>
-              <w:t>【空间动作与场面调度】深夜，工厂厂房外的积雪石阶上，十六岁的罗爱文与赵左右并肩而坐，两人在寒夜里呼出一团团白气。刚刚在窗外听完父亲心声的罗爱文双手插在大衣口袋里，低声向赵左右吐露父亲多年来的伪装。 罗爱文仰头长长地吐出一口白雾，沉默了几秒后，突然转过头目光认真地看向身旁的赵左右，说出了自己经过今天这场风波后的全新人生决定！ 赵左右转过头惊讶地看着他。 罗爱文摇了摇头，脸上浮起一抹前所未有的坚定与成熟。 赵左右一怔：“大专？”罗爱文用力点了点头，说出了想替父亲分担技术命门的真心话。 十六岁的赵左右静静注视着一夜长大的好兄弟，眼底满是欣慰与敬意，他用力拍了拍罗爱文的胳膊，主动向他伸出了右手！ 罗爱文灿烂一笑，伸出右手与赵左右的手掌紧紧握在一起！ 两个少年坐在雪夜的台阶上相视大笑。笑声渐歇，罗爱文忽然左右看了看，好奇地问了一句。 次日傍晚，长林市郊外的雪林小道旁，木制路牌上清晰地印着“⬅ 岁月潭 Sui Yue Tan / 月霖步道 Yue Lin Bu Dao ➡”。 四十一岁的荀未来身穿蓝白校服裤与深色棉服，双……</w:t>
-              <w:br/>
-              <w:t>【本场核心台词交锋】罗爱文：“我爸之前经常跟我说，他在外边有很多女人，最后是他把我妈给抛弃了。罗叔叔喜欢把坏事情藏在心里。我之前研究过心理学，说坏情绪要有个出口，否则会闷出病来的。” ／ 罗爱文：“左右，我刚才突然在想，我不想出国了。” ／ 赵左右：“你还在和你爸赌气啊？” ／ 罗爱文：“我想先考个大专，学学技术。” ／ 罗爱文：“嗯。或者毕业之后找个师傅带我进车间练练。我想学技术，不想学管理。哪怕之后再出国，到德国学个机械工程什么的，这样才能真的帮到我爸！”</w:t>
-            </w:r>
-          </w:p>
-        </w:tc>
-      </w:tr>
-      <w:tr>
-        <w:trPr>
-          <w:cantSplit/>
-        </w:trPr>
-        <w:tc>
-          <w:tcPr>
-            <w:tcW w:type="dxa" w:w="3096"/>
-            <w:vAlign w:val="center"/>
-            <w:tcMar>
-              <w:top w:w="105" w:type="dxa"/>
-              <w:bottom w:w="105" w:type="dxa"/>
-              <w:left w:w="145" w:type="dxa"/>
-              <w:right w:w="145" w:type="dxa"/>
-            </w:tcMar>
-            <w:shd w:fill="F7FAFC"/>
-          </w:tcPr>
-          <w:p>
-            <w:pPr>
-              <w:spacing w:before="40" w:after="40" w:line="341" w:lineRule="auto"/>
-              <w:jc w:val="left"/>
-            </w:pPr>
-            <w:r/>
-            <w:r>
-              <w:rPr>
-                <w:rFonts w:ascii="Times New Roman" w:hAnsi="Times New Roman" w:eastAsia="宋体"/>
-                <w:b/>
-                <w:color w:val="191919"/>
-                <w:sz w:val="19"/>
-              </w:rPr>
-              <w:t>EP16</w:t>
-              <w:br/>
-              <w:t>16-1　内/外　爱荣机械厂男生宿舍·厂门传达室与厂外马路 — 夜</w:t>
-            </w:r>
-          </w:p>
-        </w:tc>
-        <w:tc>
-          <w:tcPr>
-            <w:tcW w:type="dxa" w:w="7272"/>
-            <w:vAlign w:val="center"/>
-            <w:tcMar>
-              <w:top w:w="105" w:type="dxa"/>
-              <w:bottom w:w="105" w:type="dxa"/>
-              <w:left w:w="145" w:type="dxa"/>
-              <w:right w:w="145" w:type="dxa"/>
-            </w:tcMar>
-            <w:shd w:fill="F7FAFC"/>
-          </w:tcPr>
-          <w:p>
-            <w:pPr>
-              <w:spacing w:before="40" w:after="40" w:line="341" w:lineRule="auto"/>
-              <w:jc w:val="left"/>
-            </w:pPr>
-            <w:r/>
-            <w:r>
-              <w:rPr>
-                <w:rFonts w:ascii="Times New Roman" w:hAnsi="Times New Roman" w:eastAsia="宋体"/>
-                <w:b w:val="0"/>
-                <w:color w:val="191919"/>
-                <w:sz w:val="19"/>
-              </w:rPr>
-              <w:t>【出场人物】赵左右、罗爱文、保安门卫、荀未来</w:t>
-              <w:br/>
-              <w:t>【空间动作与场面调度】夜晚九点五十二分，爱荣机械制造厂的男生高低床宿舍内，十六岁的赵左右与罗爱文站在桌旁，看着墙上的挂钟满脸焦急。 罗爱文赞同地点了点头，低头一看书桌，突然发现荀未来的摩托罗拉翻盖手机还静静躺在桌面上！罗爱文连忙拿起翻盖手机打开按了几个数字（尝试输入密码“0121”，屏幕弹出“密码错误”）。 赵左右当机立断，招呼罗爱文一起往外冲。 飘雪的寒夜里，赵左右和罗爱文一路小跑冲到工厂大门旁的传达室窗口，敲开玻璃窗，举起手里的手机照片向值班保安大叔询问。 保安大叔探头看了一眼，指了指厂门外的马路。 赵左右愣住了，转过身难以置信地看着罗爱文。 罗爱文挠了挠爆炸头，懊恼地回想刚才在车间窗外和石阶上聊天的情景。 赵左右急得直跺脚，苦恼地摊开手。 情急之下的罗爱文脱口说漏了嘴！ 赵左右瞪大了眼睛：“啊？”罗爱文自知失言，连忙硬着头皮解释。 赵左右顾不上多问，一把拽住罗爱文的胳膊就往厂门外跑：“赶紧走啊！”罗爱文连声应着“走走走”跟着冲出厂门。 厂门外的雪夜马路边，两个十六岁的少年迎着寒风一边跑一边挥手拦车：“出……</w:t>
-              <w:br/>
-              <w:t>【本场核心台词交锋】赵左右：“不对，不对。荀哥偷偷出去买个东西，用不着一个多小时啊。” ／ 罗爱文：“是啊。哎？荀哥电话都没拿，肯定没走远！” ／ 赵左右：“走，爱文，我们去问问门卫，走！” ／ 赵左右：“叔叔，您这一个多小时，有看到这个人出去吗？” ／ 保安门卫：“他刚从这出去，打车走的。说请假回家了。”</w:t>
-            </w:r>
-          </w:p>
-        </w:tc>
-      </w:tr>
-    </w:tbl>
     <w:sectPr>
       <w:pgSz w:w="12240" w:h="15840"/>
       <w:pgMar w:top="1080" w:right="936" w:bottom="1080" w:left="936" w:header="720" w:footer="720" w:gutter="0"/>

--- a/01_《三人行》全24集全流程标杆成品库/06_核心场景一景一档/场景15_长林爱荣机械制造厂与金淮汽配厂（厂区大门·重型机械车间·厂长办公室·职工宿舍）.docx
+++ b/01_《三人行》全24集全流程标杆成品库/06_核心场景一景一档/场景15_长林爱荣机械制造厂与金淮汽配厂（厂区大门·重型机械车间·厂长办公室·职工宿舍）.docx
@@ -663,7 +663,7 @@
           <w:color w:val="141414"/>
           <w:sz w:val="21"/>
         </w:rPr>
-        <w:t>长林金淮汽车零部件股份有限公司是赵左右父亲赵东来日常上班的国企/制造企业单位，设有气派的办公大楼台阶与厂区大门（EP12第12-5场傍晚下班时分，围着棕褐色围巾的荀未来在此冻得搓手跺脚，截住下班的父亲赵东来去旁边家常小炒馆吃饭告状）。</w:t>
+        <w:t>长林金淮汽车零部件股份有限公司是赵左右父亲赵东来日常上班的国企/制造企业单位，设有气派的办公大楼台阶与厂区大门（EP12傍晚下班时分，围着棕褐色围巾的荀未来在此冻得搓手跺脚，截住下班的父亲赵东来去旁边家常小炒馆吃饭告状）。</w:t>
       </w:r>
     </w:p>
     <w:p>

--- a/01_《三人行》全24集全流程标杆成品库/06_核心场景一景一档/场景15_长林爱荣机械制造厂与金淮汽配厂（厂区大门·重型机械车间·厂长办公室·职工宿舍）.docx
+++ b/01_《三人行》全24集全流程标杆成品库/06_核心场景一景一档/场景15_长林爱荣机械制造厂与金淮汽配厂（厂区大门·重型机械车间·厂长办公室·职工宿舍）.docx
@@ -124,9 +124,7 @@
         </w:tc>
       </w:tr>
       <w:tr>
-        <w:trPr>
-          <w:cantSplit/>
-        </w:trPr>
+        <w:trPr/>
         <w:tc>
           <w:tcPr>
             <w:tcW w:type="dxa" w:w="2592"/>
@@ -185,9 +183,7 @@
         </w:tc>
       </w:tr>
       <w:tr>
-        <w:trPr>
-          <w:cantSplit/>
-        </w:trPr>
+        <w:trPr/>
         <w:tc>
           <w:tcPr>
             <w:tcW w:type="dxa" w:w="2592"/>
@@ -248,9 +244,7 @@
         </w:tc>
       </w:tr>
       <w:tr>
-        <w:trPr>
-          <w:cantSplit/>
-        </w:trPr>
+        <w:trPr/>
         <w:tc>
           <w:tcPr>
             <w:tcW w:type="dxa" w:w="2592"/>
@@ -309,9 +303,7 @@
         </w:tc>
       </w:tr>
       <w:tr>
-        <w:trPr>
-          <w:cantSplit/>
-        </w:trPr>
+        <w:trPr/>
         <w:tc>
           <w:tcPr>
             <w:tcW w:type="dxa" w:w="2592"/>
@@ -372,9 +364,7 @@
         </w:tc>
       </w:tr>
       <w:tr>
-        <w:trPr>
-          <w:cantSplit/>
-        </w:trPr>
+        <w:trPr/>
         <w:tc>
           <w:tcPr>
             <w:tcW w:type="dxa" w:w="2592"/>
@@ -433,9 +423,7 @@
         </w:tc>
       </w:tr>
       <w:tr>
-        <w:trPr>
-          <w:cantSplit/>
-        </w:trPr>
+        <w:trPr/>
         <w:tc>
           <w:tcPr>
             <w:tcW w:type="dxa" w:w="2592"/>
@@ -496,9 +484,7 @@
         </w:tc>
       </w:tr>
       <w:tr>
-        <w:trPr>
-          <w:cantSplit/>
-        </w:trPr>
+        <w:trPr/>
         <w:tc>
           <w:tcPr>
             <w:tcW w:type="dxa" w:w="2592"/>
@@ -557,9 +543,7 @@
         </w:tc>
       </w:tr>
       <w:tr>
-        <w:trPr>
-          <w:cantSplit/>
-        </w:trPr>
+        <w:trPr/>
         <w:tc>
           <w:tcPr>
             <w:tcW w:type="dxa" w:w="2592"/>
@@ -789,9 +773,7 @@
         </w:tc>
       </w:tr>
       <w:tr>
-        <w:trPr>
-          <w:cantSplit/>
-        </w:trPr>
+        <w:trPr/>
         <w:tc>
           <w:tcPr>
             <w:tcW w:type="dxa" w:w="2664"/>
@@ -855,9 +837,7 @@
         </w:tc>
       </w:tr>
       <w:tr>
-        <w:trPr>
-          <w:cantSplit/>
-        </w:trPr>
+        <w:trPr/>
         <w:tc>
           <w:tcPr>
             <w:tcW w:type="dxa" w:w="2664"/>
@@ -923,9 +903,7 @@
         </w:tc>
       </w:tr>
       <w:tr>
-        <w:trPr>
-          <w:cantSplit/>
-        </w:trPr>
+        <w:trPr/>
         <w:tc>
           <w:tcPr>
             <w:tcW w:type="dxa" w:w="2664"/>

--- a/01_《三人行》全24集全流程标杆成品库/06_核心场景一景一档/场景15_长林爱荣机械制造厂与金淮汽配厂（厂区大门·重型机械车间·厂长办公室·职工宿舍）.docx
+++ b/01_《三人行》全24集全流程标杆成品库/06_核心场景一景一档/场景15_长林爱荣机械制造厂与金淮汽配厂（厂区大门·重型机械车间·厂长办公室·职工宿舍）.docx
@@ -44,7 +44,7 @@
           <w:color w:val="192D55"/>
           <w:sz w:val="25"/>
         </w:rPr>
-        <w:t>第一章　场景核心工程参数与视觉美学总卡</w:t>
+        <w:t>第一章　场景核心工程参数与视听美学总卡</w:t>
       </w:r>
     </w:p>
     <w:tbl>
@@ -66,7 +66,7 @@
         </w:trPr>
         <w:tc>
           <w:tcPr>
-            <w:tcW w:type="dxa" w:w="2592"/>
+            <w:tcW w:type="dxa" w:w="2664"/>
             <w:vAlign w:val="center"/>
             <w:tcMar>
               <w:top w:w="130" w:type="dxa"/>
@@ -89,13 +89,13 @@
                 <w:color w:val="FFFFFF"/>
                 <w:sz w:val="19"/>
               </w:rPr>
-              <w:t>工程与美学设定维度</w:t>
+              <w:t>场景工程设定维度</w:t>
             </w:r>
           </w:p>
         </w:tc>
         <w:tc>
           <w:tcPr>
-            <w:tcW w:type="dxa" w:w="7776"/>
+            <w:tcW w:type="dxa" w:w="7704"/>
             <w:vAlign w:val="center"/>
             <w:tcMar>
               <w:top w:w="130" w:type="dxa"/>
@@ -118,16 +118,15 @@
                 <w:color w:val="FFFFFF"/>
                 <w:sz w:val="19"/>
               </w:rPr>
-              <w:t>全剧标准定稿设定参数</w:t>
+              <w:t>全剧标准定稿设定内容</w:t>
             </w:r>
           </w:p>
         </w:tc>
       </w:tr>
       <w:tr>
-        <w:trPr/>
         <w:tc>
           <w:tcPr>
-            <w:tcW w:type="dxa" w:w="2592"/>
+            <w:tcW w:type="dxa" w:w="2664"/>
             <w:vAlign w:val="center"/>
             <w:tcMar>
               <w:top w:w="105" w:type="dxa"/>
@@ -155,7 +154,7 @@
         </w:tc>
         <w:tc>
           <w:tcPr>
-            <w:tcW w:type="dxa" w:w="7776"/>
+            <w:tcW w:type="dxa" w:w="7704"/>
             <w:vAlign w:val="center"/>
             <w:tcMar>
               <w:top w:w="105" w:type="dxa"/>
@@ -183,10 +182,9 @@
         </w:tc>
       </w:tr>
       <w:tr>
-        <w:trPr/>
         <w:tc>
           <w:tcPr>
-            <w:tcW w:type="dxa" w:w="2592"/>
+            <w:tcW w:type="dxa" w:w="2664"/>
             <w:vAlign w:val="center"/>
             <w:tcMar>
               <w:top w:w="105" w:type="dxa"/>
@@ -215,7 +213,7 @@
         </w:tc>
         <w:tc>
           <w:tcPr>
-            <w:tcW w:type="dxa" w:w="7776"/>
+            <w:tcW w:type="dxa" w:w="7704"/>
             <w:vAlign w:val="center"/>
             <w:tcMar>
               <w:top w:w="105" w:type="dxa"/>
@@ -244,10 +242,9 @@
         </w:tc>
       </w:tr>
       <w:tr>
-        <w:trPr/>
         <w:tc>
           <w:tcPr>
-            <w:tcW w:type="dxa" w:w="2592"/>
+            <w:tcW w:type="dxa" w:w="2664"/>
             <w:vAlign w:val="center"/>
             <w:tcMar>
               <w:top w:w="105" w:type="dxa"/>
@@ -275,7 +272,7 @@
         </w:tc>
         <w:tc>
           <w:tcPr>
-            <w:tcW w:type="dxa" w:w="7776"/>
+            <w:tcW w:type="dxa" w:w="7704"/>
             <w:vAlign w:val="center"/>
             <w:tcMar>
               <w:top w:w="105" w:type="dxa"/>
@@ -303,10 +300,9 @@
         </w:tc>
       </w:tr>
       <w:tr>
-        <w:trPr/>
         <w:tc>
           <w:tcPr>
-            <w:tcW w:type="dxa" w:w="2592"/>
+            <w:tcW w:type="dxa" w:w="2664"/>
             <w:vAlign w:val="center"/>
             <w:tcMar>
               <w:top w:w="105" w:type="dxa"/>
@@ -335,7 +331,7 @@
         </w:tc>
         <w:tc>
           <w:tcPr>
-            <w:tcW w:type="dxa" w:w="7776"/>
+            <w:tcW w:type="dxa" w:w="7704"/>
             <w:vAlign w:val="center"/>
             <w:tcMar>
               <w:top w:w="105" w:type="dxa"/>
@@ -364,10 +360,9 @@
         </w:tc>
       </w:tr>
       <w:tr>
-        <w:trPr/>
         <w:tc>
           <w:tcPr>
-            <w:tcW w:type="dxa" w:w="2592"/>
+            <w:tcW w:type="dxa" w:w="2664"/>
             <w:vAlign w:val="center"/>
             <w:tcMar>
               <w:top w:w="105" w:type="dxa"/>
@@ -395,7 +390,7 @@
         </w:tc>
         <w:tc>
           <w:tcPr>
-            <w:tcW w:type="dxa" w:w="7776"/>
+            <w:tcW w:type="dxa" w:w="7704"/>
             <w:vAlign w:val="center"/>
             <w:tcMar>
               <w:top w:w="105" w:type="dxa"/>
@@ -423,10 +418,9 @@
         </w:tc>
       </w:tr>
       <w:tr>
-        <w:trPr/>
         <w:tc>
           <w:tcPr>
-            <w:tcW w:type="dxa" w:w="2592"/>
+            <w:tcW w:type="dxa" w:w="2664"/>
             <w:vAlign w:val="center"/>
             <w:tcMar>
               <w:top w:w="105" w:type="dxa"/>
@@ -455,7 +449,7 @@
         </w:tc>
         <w:tc>
           <w:tcPr>
-            <w:tcW w:type="dxa" w:w="7776"/>
+            <w:tcW w:type="dxa" w:w="7704"/>
             <w:vAlign w:val="center"/>
             <w:tcMar>
               <w:top w:w="105" w:type="dxa"/>
@@ -484,10 +478,9 @@
         </w:tc>
       </w:tr>
       <w:tr>
-        <w:trPr/>
         <w:tc>
           <w:tcPr>
-            <w:tcW w:type="dxa" w:w="2592"/>
+            <w:tcW w:type="dxa" w:w="2664"/>
             <w:vAlign w:val="center"/>
             <w:tcMar>
               <w:top w:w="105" w:type="dxa"/>
@@ -515,7 +508,7 @@
         </w:tc>
         <w:tc>
           <w:tcPr>
-            <w:tcW w:type="dxa" w:w="7776"/>
+            <w:tcW w:type="dxa" w:w="7704"/>
             <w:vAlign w:val="center"/>
             <w:tcMar>
               <w:top w:w="105" w:type="dxa"/>
@@ -543,10 +536,9 @@
         </w:tc>
       </w:tr>
       <w:tr>
-        <w:trPr/>
         <w:tc>
           <w:tcPr>
-            <w:tcW w:type="dxa" w:w="2592"/>
+            <w:tcW w:type="dxa" w:w="2664"/>
             <w:vAlign w:val="center"/>
             <w:tcMar>
               <w:top w:w="105" w:type="dxa"/>
@@ -575,7 +567,7 @@
         </w:tc>
         <w:tc>
           <w:tcPr>
-            <w:tcW w:type="dxa" w:w="7776"/>
+            <w:tcW w:type="dxa" w:w="7704"/>
             <w:vAlign w:val="center"/>
             <w:tcMar>
               <w:top w:w="105" w:type="dxa"/>
@@ -616,7 +608,7 @@
           <w:color w:val="192D55"/>
           <w:sz w:val="25"/>
         </w:rPr>
-        <w:t>第二章　场景整体空间全貌、建筑结构与陈设细节全景详述</w:t>
+        <w:t>第二章　建筑空间格局、子区域拓扑、美术陈设与光影色温全景细描</w:t>
       </w:r>
     </w:p>
     <w:p>
@@ -683,17 +675,17 @@
     </w:p>
     <w:p>
       <w:pPr>
-        <w:spacing w:before="240" w:after="80" w:line="384" w:lineRule="auto"/>
+        <w:spacing w:before="160" w:after="80" w:line="384" w:lineRule="auto"/>
         <w:jc w:val="left"/>
       </w:pPr>
       <w:r>
         <w:rPr>
           <w:rFonts w:ascii="Arial" w:hAnsi="Arial" w:eastAsia="黑体"/>
           <w:b/>
-          <w:color w:val="192D55"/>
-          <w:sz w:val="25"/>
+          <w:color w:val="141414"/>
+          <w:sz w:val="22"/>
         </w:rPr>
-        <w:t>第三章　子空间功能分区、平面拓扑关系与多视角镜头动线全解</w:t>
+        <w:t>（四）子空间分区、标志性道具锚点与摄影机轴线调度总表</w:t>
       </w:r>
     </w:p>
     <w:tbl>
@@ -705,8 +697,9 @@
         <w:tblLook w:firstColumn="1" w:firstRow="1" w:lastColumn="0" w:lastRow="0" w:noHBand="0" w:noVBand="1" w:val="04A0"/>
       </w:tblPr>
       <w:tblGrid>
-        <w:gridCol w:w="5184"/>
-        <w:gridCol w:w="5184"/>
+        <w:gridCol w:w="3456"/>
+        <w:gridCol w:w="3456"/>
+        <w:gridCol w:w="3456"/>
       </w:tblGrid>
       <w:tr>
         <w:trPr>
@@ -715,7 +708,7 @@
         </w:trPr>
         <w:tc>
           <w:tcPr>
-            <w:tcW w:type="dxa" w:w="2664"/>
+            <w:tcW w:type="dxa" w:w="2376"/>
             <w:vAlign w:val="center"/>
             <w:tcMar>
               <w:top w:w="130" w:type="dxa"/>
@@ -738,13 +731,13 @@
                 <w:color w:val="FFFFFF"/>
                 <w:sz w:val="19"/>
               </w:rPr>
-              <w:t>子空间分区与方位坐标</w:t>
+              <w:t>子空间功能分区</w:t>
             </w:r>
           </w:p>
         </w:tc>
         <w:tc>
           <w:tcPr>
-            <w:tcW w:type="dxa" w:w="7704"/>
+            <w:tcW w:type="dxa" w:w="3384"/>
             <w:vAlign w:val="center"/>
             <w:tcMar>
               <w:top w:w="130" w:type="dxa"/>
@@ -767,16 +760,44 @@
                 <w:color w:val="FFFFFF"/>
                 <w:sz w:val="19"/>
               </w:rPr>
-              <w:t>标志性陈设道具、机位轴线与人物进出动线详解</w:t>
+              <w:t>标志性美术陈设与道具锚点</w:t>
+            </w:r>
+          </w:p>
+        </w:tc>
+        <w:tc>
+          <w:tcPr>
+            <w:tcW w:type="dxa" w:w="4608"/>
+            <w:vAlign w:val="center"/>
+            <w:tcMar>
+              <w:top w:w="130" w:type="dxa"/>
+              <w:bottom w:w="130" w:type="dxa"/>
+              <w:left w:w="150" w:type="dxa"/>
+              <w:right w:w="150" w:type="dxa"/>
+            </w:tcMar>
+            <w:shd w:fill="1F3864"/>
+          </w:tcPr>
+          <w:p>
+            <w:pPr>
+              <w:spacing w:before="40" w:after="40" w:line="312" w:lineRule="auto"/>
+              <w:jc w:val="center"/>
+            </w:pPr>
+            <w:r/>
+            <w:r>
+              <w:rPr>
+                <w:rFonts w:ascii="Arial" w:hAnsi="Arial" w:eastAsia="黑体"/>
+                <w:b/>
+                <w:color w:val="FFFFFF"/>
+                <w:sz w:val="19"/>
+              </w:rPr>
+              <w:t>镜头轴线设计与场面调度功能</w:t>
             </w:r>
           </w:p>
         </w:tc>
       </w:tr>
       <w:tr>
-        <w:trPr/>
         <w:tc>
           <w:tcPr>
-            <w:tcW w:type="dxa" w:w="2664"/>
+            <w:tcW w:type="dxa" w:w="2376"/>
             <w:vAlign w:val="center"/>
             <w:tcMar>
               <w:top w:w="105" w:type="dxa"/>
@@ -804,7 +825,7 @@
         </w:tc>
         <w:tc>
           <w:tcPr>
-            <w:tcW w:type="dxa" w:w="7704"/>
+            <w:tcW w:type="dxa" w:w="3384"/>
             <w:vAlign w:val="center"/>
             <w:tcMar>
               <w:top w:w="105" w:type="dxa"/>
@@ -826,21 +847,43 @@
                 <w:color w:val="191919"/>
                 <w:sz w:val="19"/>
               </w:rPr>
-              <w:t>【标志性美术陈设与道具锚点】</w:t>
-              <w:br/>
               <w:t>办公大楼台阶、下班人流、旁边家常小炒馆</w:t>
-              <w:br/>
-              <w:br/>
+            </w:r>
+          </w:p>
+        </w:tc>
+        <w:tc>
+          <w:tcPr>
+            <w:tcW w:type="dxa" w:w="4608"/>
+            <w:vAlign w:val="center"/>
+            <w:tcMar>
+              <w:top w:w="105" w:type="dxa"/>
+              <w:bottom w:w="105" w:type="dxa"/>
+              <w:left w:w="145" w:type="dxa"/>
+              <w:right w:w="145" w:type="dxa"/>
+            </w:tcMar>
+          </w:tcPr>
+          <w:p>
+            <w:pPr>
+              <w:spacing w:before="40" w:after="40" w:line="341" w:lineRule="auto"/>
+              <w:jc w:val="left"/>
+            </w:pPr>
+            <w:r/>
+            <w:r>
+              <w:rPr>
+                <w:rFonts w:ascii="Times New Roman" w:hAnsi="Times New Roman" w:eastAsia="宋体"/>
+                <w:b w:val="0"/>
+                <w:color w:val="191919"/>
+                <w:sz w:val="19"/>
+              </w:rPr>
               <w:t>【镜头轴线与动线功能】承载EP12荀未来在下班人群中截住父亲赵东来请吃饭告状、以及在小炒馆突发重度酒精肝剧痛的转折</w:t>
             </w:r>
           </w:p>
         </w:tc>
       </w:tr>
       <w:tr>
-        <w:trPr/>
         <w:tc>
           <w:tcPr>
-            <w:tcW w:type="dxa" w:w="2664"/>
+            <w:tcW w:type="dxa" w:w="2376"/>
             <w:vAlign w:val="center"/>
             <w:tcMar>
               <w:top w:w="105" w:type="dxa"/>
@@ -869,7 +912,7 @@
         </w:tc>
         <w:tc>
           <w:tcPr>
-            <w:tcW w:type="dxa" w:w="7704"/>
+            <w:tcW w:type="dxa" w:w="3384"/>
             <w:vAlign w:val="center"/>
             <w:tcMar>
               <w:top w:w="105" w:type="dxa"/>
@@ -892,21 +935,44 @@
                 <w:color w:val="191919"/>
                 <w:sz w:val="19"/>
               </w:rPr>
-              <w:t>【标志性美术陈设与道具锚点】</w:t>
-              <w:br/>
               <w:t>老板台与锦旗、军绿重型车床、大铁锤、SONY DV机</w:t>
-              <w:br/>
-              <w:br/>
+            </w:r>
+          </w:p>
+        </w:tc>
+        <w:tc>
+          <w:tcPr>
+            <w:tcW w:type="dxa" w:w="4608"/>
+            <w:vAlign w:val="center"/>
+            <w:tcMar>
+              <w:top w:w="105" w:type="dxa"/>
+              <w:bottom w:w="105" w:type="dxa"/>
+              <w:left w:w="145" w:type="dxa"/>
+              <w:right w:w="145" w:type="dxa"/>
+            </w:tcMar>
+            <w:shd w:fill="F7FAFC"/>
+          </w:tcPr>
+          <w:p>
+            <w:pPr>
+              <w:spacing w:before="40" w:after="40" w:line="341" w:lineRule="auto"/>
+              <w:jc w:val="left"/>
+            </w:pPr>
+            <w:r/>
+            <w:r>
+              <w:rPr>
+                <w:rFonts w:ascii="Times New Roman" w:hAnsi="Times New Roman" w:eastAsia="宋体"/>
+                <w:b w:val="0"/>
+                <w:color w:val="191919"/>
+                <w:sz w:val="19"/>
+              </w:rPr>
               <w:t>【镜头轴线与动线功能】承载EP15赵左右在厂长室叫停硬广追问“厂叫爱荣为啥儿子叫爱文”、车间跟拍罗厂长救胖工人穿帮闹剧、王一漫抡铁锤砸铁块</w:t>
             </w:r>
           </w:p>
         </w:tc>
       </w:tr>
       <w:tr>
-        <w:trPr/>
         <w:tc>
           <w:tcPr>
-            <w:tcW w:type="dxa" w:w="2664"/>
+            <w:tcW w:type="dxa" w:w="2376"/>
             <w:vAlign w:val="center"/>
             <w:tcMar>
               <w:top w:w="105" w:type="dxa"/>
@@ -934,7 +1000,7 @@
         </w:tc>
         <w:tc>
           <w:tcPr>
-            <w:tcW w:type="dxa" w:w="7704"/>
+            <w:tcW w:type="dxa" w:w="3384"/>
             <w:vAlign w:val="center"/>
             <w:tcMar>
               <w:top w:w="105" w:type="dxa"/>
@@ -956,11 +1022,34 @@
                 <w:color w:val="191919"/>
                 <w:sz w:val="19"/>
               </w:rPr>
-              <w:t>【标志性美术陈设与道具锚点】</w:t>
-              <w:br/>
               <w:t>露天废旧机器库房、职工宿舍上下铺、废弃厂房角落</w:t>
-              <w:br/>
-              <w:br/>
+            </w:r>
+          </w:p>
+        </w:tc>
+        <w:tc>
+          <w:tcPr>
+            <w:tcW w:type="dxa" w:w="4608"/>
+            <w:vAlign w:val="center"/>
+            <w:tcMar>
+              <w:top w:w="105" w:type="dxa"/>
+              <w:bottom w:w="105" w:type="dxa"/>
+              <w:left w:w="145" w:type="dxa"/>
+              <w:right w:w="145" w:type="dxa"/>
+            </w:tcMar>
+          </w:tcPr>
+          <w:p>
+            <w:pPr>
+              <w:spacing w:before="40" w:after="40" w:line="341" w:lineRule="auto"/>
+              <w:jc w:val="left"/>
+            </w:pPr>
+            <w:r/>
+            <w:r>
+              <w:rPr>
+                <w:rFonts w:ascii="Times New Roman" w:hAnsi="Times New Roman" w:eastAsia="宋体"/>
+                <w:b w:val="0"/>
+                <w:color w:val="191919"/>
+                <w:sz w:val="19"/>
+              </w:rPr>
               <w:t>【镜头轴线与动线功能】承载EP15罗爱文用DV采访醉酒老工人拍下真实眼泪、宿舍夜谈，以及EP15末–EP16初废弃厂房内为母亲刘美奕拍摄《侠客行》武侠电影的“假绑架”戏中戏</w:t>
             </w:r>
           </w:p>
@@ -979,7 +1068,7 @@
           <w:color w:val="192D55"/>
           <w:sz w:val="25"/>
         </w:rPr>
-        <w:t>第四章　跨时期/三篇章视觉演变、光影色温体系与视听调度深度解析</w:t>
+        <w:t>第三章　空间心理隐喻与三篇章（白昼·黄昏·黑夜）光影叙事演进</w:t>
       </w:r>
     </w:p>
     <w:p>
@@ -1025,7 +1114,7 @@
           <w:color w:val="192D55"/>
           <w:sz w:val="25"/>
         </w:rPr>
-        <w:t>第五章　全剧发生于本场景的核心戏剧事件与名场面完整纪实</w:t>
+        <w:t>第四章　本场景在全剧24集中的核心戏剧事件、场面调度与名场面完整纪实</w:t>
       </w:r>
     </w:p>
     <w:p>
